--- a/dist/BA Generator/Master Folder/Master BA Timlak Konsultan/05. BA Reviu Dokumen Seleksi.docx
+++ b/dist/BA Generator/Master Folder/Master BA Timlak Konsultan/05. BA Reviu Dokumen Seleksi.docx
@@ -4329,10 +4329,12 @@
           <w:szCs w:val="22"/>
         </w:rPr>
         <w:sectPr>
-          <w:headerReference w:type="default" r:id="rId11"/>
-          <w:footerReference w:type="default" r:id="rId12"/>
-          <w:headerReference w:type="first" r:id="rId13"/>
-          <w:footerReference w:type="first" r:id="rId14"/>
+          <w:headerReference w:type="even" r:id="rId11"/>
+          <w:headerReference w:type="default" r:id="rId12"/>
+          <w:footerReference w:type="even" r:id="rId13"/>
+          <w:footerReference w:type="default" r:id="rId14"/>
+          <w:headerReference w:type="first" r:id="rId15"/>
+          <w:footerReference w:type="first" r:id="rId16"/>
           <w:pgSz w:w="11907" w:h="16840" w:code="9"/>
           <w:pgMar w:top="1134" w:right="1134" w:bottom="1418" w:left="1418" w:header="720" w:footer="284" w:gutter="0"/>
           <w:cols w:space="720"/>
@@ -6024,7 +6026,6 @@
                 <w:bCs/>
                 <w:highlight w:val="yellow"/>
               </w:rPr>
-              <w:lastRenderedPageBreak/>
               <w:t>Alokasi DIPA masih dalam proses. Apabila alokasi DIPA untuk paket tersebut tidak tersedia dalam dokumen anggaran, maka tender/tender cepat/mini kompetisi/seleksi/RO dapat dibatalkan dan peserta tender tidak mendapatkan ganti rugi dalam bentuk apapun.</w:t>
             </w:r>
           </w:p>
@@ -6121,7 +6122,6 @@
                 <w:bCs/>
                 <w:highlight w:val="yellow"/>
               </w:rPr>
-              <w:lastRenderedPageBreak/>
               <w:t>Sesuai</w:t>
             </w:r>
           </w:p>
@@ -6579,17 +6579,7 @@
                 <w:iCs/>
                 <w:highlight w:val="yellow"/>
               </w:rPr>
-              <w:t xml:space="preserve">(Apabila alokasi dana/anggaran dalam dokumen anggaran DIPA TA. 2025 yang disahkan dan/atau persetujuan kontrak tahun jamak belum disahkan, tidak tersedia, dan/atau tidak mencukupi, maka Pengadaan </w:t>
-            </w:r>
-            <w:r>
-              <w:rPr>
-                <w:rFonts w:ascii="Bookman Old Style" w:eastAsia="Bookman Old Style" w:hAnsi="Bookman Old Style" w:cs="Bookman Old Style"/>
-                <w:i/>
-                <w:iCs/>
-                <w:highlight w:val="yellow"/>
-              </w:rPr>
-              <w:lastRenderedPageBreak/>
-              <w:t>Barang/Jasa dapat dibatalkan dan Peserta tidak dapat menuntut ganti rugi dalam bentuk apapun)</w:t>
+              <w:t>(Apabila alokasi dana/anggaran dalam dokumen anggaran DIPA TA. 2025 yang disahkan dan/atau persetujuan kontrak tahun jamak belum disahkan, tidak tersedia, dan/atau tidak mencukupi, maka Pengadaan Barang/Jasa dapat dibatalkan dan Peserta tidak dapat menuntut ganti rugi dalam bentuk apapun)</w:t>
             </w:r>
           </w:p>
           <w:p>
@@ -6703,7 +6693,6 @@
                 <w:bCs/>
                 <w:highlight w:val="yellow"/>
               </w:rPr>
-              <w:lastRenderedPageBreak/>
               <w:t>Sesuai</w:t>
             </w:r>
           </w:p>
@@ -9829,7 +9818,7 @@
                 <w:position w:val="-4"/>
                 <w:highlight w:val="yellow"/>
               </w:rPr>
-              <w:pict w14:anchorId="47C71FEB">
+              <w:pict w14:anchorId="62392EA4">
                 <v:shapetype id="_x0000_t75" coordsize="21600,21600" o:spt="75" o:preferrelative="t" path="m@4@5l@4@11@9@11@9@5xe" filled="f" stroked="f">
                   <v:stroke joinstyle="miter"/>
                   <v:formulas>
@@ -9849,8 +9838,8 @@
                   <v:path o:extrusionok="f" gradientshapeok="t" o:connecttype="rect"/>
                   <o:lock v:ext="edit" aspectratio="t"/>
                 </v:shapetype>
-                <v:shape id="_x0000_i1026" type="#_x0000_t75" alt="" style="width:414pt;height:10.4pt;mso-width-percent:0;mso-height-percent:0;mso-width-percent:0;mso-height-percent:0" equationxml="&lt;">
-                  <v:imagedata r:id="rId15" o:title="" chromakey="white"/>
+                <v:shape id="_x0000_i1026" type="#_x0000_t75" alt="" style="width:414pt;height:10.3pt;mso-width-percent:0;mso-height-percent:0;mso-width-percent:0;mso-height-percent:0" equationxml="&lt;">
+                  <v:imagedata r:id="rId17" o:title="" chromakey="white"/>
                 </v:shape>
               </w:pict>
             </w:r>
@@ -9896,9 +9885,9 @@
                 <w:position w:val="-4"/>
                 <w:highlight w:val="yellow"/>
               </w:rPr>
-              <w:pict w14:anchorId="58185A9A">
-                <v:shape id="_x0000_i1025" type="#_x0000_t75" alt="" style="width:414pt;height:10.4pt;mso-width-percent:0;mso-height-percent:0;mso-width-percent:0;mso-height-percent:0" equationxml="&lt;">
-                  <v:imagedata r:id="rId16" o:title="" chromakey="white"/>
+              <w:pict w14:anchorId="16DD054E">
+                <v:shape id="_x0000_i1025" type="#_x0000_t75" alt="" style="width:414pt;height:10.3pt;mso-width-percent:0;mso-height-percent:0;mso-width-percent:0;mso-height-percent:0" equationxml="&lt;">
+                  <v:imagedata r:id="rId18" o:title="" chromakey="white"/>
                 </v:shape>
               </w:pict>
             </w:r>
@@ -10895,7 +10884,6 @@
                 <w:bCs/>
                 <w:highlight w:val="yellow"/>
               </w:rPr>
-              <w:lastRenderedPageBreak/>
               <w:t>Sesuai</w:t>
             </w:r>
           </w:p>
@@ -11741,15 +11729,7 @@
                 <w:rFonts w:ascii="Bookman Old Style" w:eastAsia="Gentium Basic" w:hAnsi="Bookman Old Style" w:cs="Gentium Basic"/>
                 <w:highlight w:val="yellow"/>
               </w:rPr>
-              <w:t xml:space="preserve">diberi nilai 60 (enam puluh); Apabila peserta metodologi dan rencana Kerja secara urut, tepat </w:t>
-            </w:r>
-            <w:r>
-              <w:rPr>
-                <w:rFonts w:ascii="Bookman Old Style" w:eastAsia="Gentium Basic" w:hAnsi="Bookman Old Style" w:cs="Gentium Basic"/>
-                <w:highlight w:val="yellow"/>
-              </w:rPr>
-              <w:lastRenderedPageBreak/>
-              <w:t>dan konsisten yang dituangkan dalam bentuk narasi tidak disertai skema dan diagram alur pelaksanaan lingkup pekerjaan</w:t>
+              <w:t>diberi nilai 60 (enam puluh); Apabila peserta metodologi dan rencana Kerja secara urut, tepat dan konsisten yang dituangkan dalam bentuk narasi tidak disertai skema dan diagram alur pelaksanaan lingkup pekerjaan</w:t>
             </w:r>
           </w:p>
           <w:p>
@@ -11808,7 +11788,6 @@
                 <w:bCs/>
                 <w:highlight w:val="yellow"/>
               </w:rPr>
-              <w:lastRenderedPageBreak/>
               <w:t>Sesuai</w:t>
             </w:r>
           </w:p>
@@ -12656,7 +12635,6 @@
                 <w:rFonts w:ascii="Bookman Old Style" w:eastAsia="Gentium Basic" w:hAnsi="Bookman Old Style" w:cs="Gentium Basic"/>
                 <w:highlight w:val="yellow"/>
               </w:rPr>
-              <w:lastRenderedPageBreak/>
               <w:t>diberi nilai 60 (enam puluh); Apabila peserta Menguraikan tugas tenaga ahli tidak lengkap sesuai berdasarkan KAK.</w:t>
             </w:r>
           </w:p>
@@ -12716,7 +12694,6 @@
                 <w:bCs/>
                 <w:highlight w:val="yellow"/>
               </w:rPr>
-              <w:lastRenderedPageBreak/>
               <w:t>Sesuai</w:t>
             </w:r>
           </w:p>
@@ -13603,15 +13580,7 @@
                 <w:rFonts w:ascii="Bookman Old Style" w:eastAsia="Gentium Basic" w:hAnsi="Bookman Old Style" w:cs="Gentium Basic"/>
                 <w:highlight w:val="yellow"/>
               </w:rPr>
-              <w:t xml:space="preserve">diberi nilai 100 (seratus): Apabila peserta Menyampaikan daftar fasilitas penunjang secara </w:t>
-            </w:r>
-            <w:r>
-              <w:rPr>
-                <w:rFonts w:ascii="Bookman Old Style" w:eastAsia="Gentium Basic" w:hAnsi="Bookman Old Style" w:cs="Gentium Basic"/>
-                <w:highlight w:val="yellow"/>
-              </w:rPr>
-              <w:lastRenderedPageBreak/>
-              <w:t>lengkap dan sesuai jumlah kebutuhan pada KAK.</w:t>
+              <w:t>diberi nilai 100 (seratus): Apabila peserta Menyampaikan daftar fasilitas penunjang secara lengkap dan sesuai jumlah kebutuhan pada KAK.</w:t>
             </w:r>
           </w:p>
           <w:p>
@@ -13703,7 +13672,6 @@
                 <w:bCs/>
                 <w:highlight w:val="yellow"/>
               </w:rPr>
-              <w:lastRenderedPageBreak/>
               <w:t>Sesuai</w:t>
             </w:r>
           </w:p>
@@ -14607,7 +14575,6 @@
                 <w:rFonts w:ascii="Bookman Old Style" w:eastAsia="Gentium Basic" w:hAnsi="Bookman Old Style" w:cs="Gentium Basic"/>
                 <w:highlight w:val="yellow"/>
               </w:rPr>
-              <w:lastRenderedPageBreak/>
               <w:t>diberi nilai 60 (enam puluh); Apabila peserta menyampaikan penjelasan spesifikasi teknis dan perhitungan teknis secara tidak lengkap;.</w:t>
             </w:r>
           </w:p>
@@ -14667,7 +14634,6 @@
                 <w:bCs/>
                 <w:highlight w:val="yellow"/>
               </w:rPr>
-              <w:lastRenderedPageBreak/>
               <w:t>Sesuai</w:t>
             </w:r>
           </w:p>
@@ -16073,7 +16039,6 @@
                 <w:rFonts w:ascii="Bookman Old Style" w:eastAsia="Gentium Basic" w:hAnsi="Bookman Old Style" w:cs="Gentium Basic"/>
                 <w:highlight w:val="yellow"/>
               </w:rPr>
-              <w:lastRenderedPageBreak/>
               <w:t>Kriteria penilaian dukungan referensi/kontrak sebelumnya:</w:t>
             </w:r>
           </w:p>
@@ -16356,16 +16321,7 @@
                 <w:b/>
                 <w:highlight w:val="yellow"/>
               </w:rPr>
-              <w:t xml:space="preserve">Coreteam Perencanaan dan/atau Pengawasan Jalan dan Jembatan, Perencanaan Jalan dan/atau Jembatan, </w:t>
-            </w:r>
-            <w:r>
-              <w:rPr>
-                <w:rFonts w:ascii="Bookman Old Style" w:eastAsia="Gentium Basic" w:hAnsi="Bookman Old Style" w:cs="Gentium Basic"/>
-                <w:b/>
-                <w:highlight w:val="yellow"/>
-              </w:rPr>
-              <w:lastRenderedPageBreak/>
-              <w:t>Perencanaan Longsoran Jalan;</w:t>
+              <w:t>Coreteam Perencanaan dan/atau Pengawasan Jalan dan Jembatan, Perencanaan Jalan dan/atau Jembatan, Perencanaan Longsoran Jalan;</w:t>
             </w:r>
           </w:p>
           <w:p>
@@ -16596,17 +16552,7 @@
                 <w:bCs/>
                 <w:highlight w:val="yellow"/>
               </w:rPr>
-              <w:t xml:space="preserve">tidak sama atau tidak setara (tidak sejajar tingkatannya dalam </w:t>
-            </w:r>
-            <w:r>
-              <w:rPr>
-                <w:rFonts w:ascii="Bookman Old Style" w:eastAsia="Gentium Basic" w:hAnsi="Bookman Old Style" w:cs="Gentium Basic"/>
-                <w:b/>
-                <w:bCs/>
-                <w:highlight w:val="yellow"/>
-              </w:rPr>
-              <w:lastRenderedPageBreak/>
-              <w:t>struktur Susunan Tenaga Ahli Konsultan Pengawas bidang Bina Marga sesuai SE Menteri PUPR Nomor 16/SE/M/2022) atau dibawah posisi yang diusulkan.</w:t>
+              <w:t>tidak sama atau tidak setara (tidak sejajar tingkatannya dalam struktur Susunan Tenaga Ahli Konsultan Pengawas bidang Bina Marga sesuai SE Menteri PUPR Nomor 16/SE/M/2022) atau dibawah posisi yang diusulkan.</w:t>
             </w:r>
           </w:p>
           <w:p>
@@ -16831,15 +16777,7 @@
                 <w:rFonts w:ascii="Bookman Old Style" w:eastAsia="Gentium Basic" w:hAnsi="Bookman Old Style" w:cs="Gentium Basic"/>
                 <w:highlight w:val="yellow"/>
               </w:rPr>
-              <w:t xml:space="preserve"> tahun pengalaman kerja </w:t>
-            </w:r>
-            <w:r>
-              <w:rPr>
-                <w:rFonts w:ascii="Bookman Old Style" w:eastAsia="Gentium Basic" w:hAnsi="Bookman Old Style" w:cs="Gentium Basic"/>
-                <w:highlight w:val="yellow"/>
-              </w:rPr>
-              <w:lastRenderedPageBreak/>
-              <w:t>profesional, diberi nilai secara proporsional terhadap lama pengalaman yang disyaratkan, dengan rumus:</w:t>
+              <w:t xml:space="preserve"> tahun pengalaman kerja profesional, diberi nilai secara proporsional terhadap lama pengalaman yang disyaratkan, dengan rumus:</w:t>
             </w:r>
           </w:p>
           <w:p>
@@ -16945,7 +16883,6 @@
                 <w:bCs/>
                 <w:highlight w:val="yellow"/>
               </w:rPr>
-              <w:lastRenderedPageBreak/>
               <w:t>Sesuai</w:t>
             </w:r>
           </w:p>
@@ -18261,16 +18198,7 @@
                 <w:color w:val="000000"/>
                 <w:highlight w:val="yellow"/>
               </w:rPr>
-              <w:t xml:space="preserve">aspek pengenalan (familiarity) atas tata-cara, aturan, situasi, </w:t>
-            </w:r>
-            <w:r>
-              <w:rPr>
-                <w:rFonts w:ascii="Bookman Old Style" w:eastAsia="Basic" w:hAnsi="Bookman Old Style" w:cs="Basic"/>
-                <w:color w:val="000000"/>
-                <w:highlight w:val="yellow"/>
-              </w:rPr>
-              <w:lastRenderedPageBreak/>
-              <w:t>dan kondisi (custom) setempat: pengalaman melaksanakan pekerjaan di Prov. Kalsel</w:t>
+              <w:t>aspek pengenalan (familiarity) atas tata-cara, aturan, situasi, dan kondisi (custom) setempat: pengalaman melaksanakan pekerjaan di Prov. Kalsel</w:t>
             </w:r>
           </w:p>
         </w:tc>
@@ -18301,7 +18229,6 @@
                 <w:iCs/>
                 <w:highlight w:val="yellow"/>
               </w:rPr>
-              <w:lastRenderedPageBreak/>
               <w:t>5%</w:t>
             </w:r>
           </w:p>
@@ -19801,7 +19728,6 @@
           <w:sz w:val="22"/>
           <w:szCs w:val="22"/>
         </w:rPr>
-        <w:lastRenderedPageBreak/>
         <w:t>Dem</w:t>
       </w:r>
       <w:r>
@@ -21692,7 +21618,7 @@
       </w:pPr>
     </w:p>
     <w:sectPr>
-      <w:footerReference w:type="default" r:id="rId17"/>
+      <w:footerReference w:type="default" r:id="rId19"/>
       <w:pgSz w:w="11920" w:h="16840"/>
       <w:pgMar w:top="1134" w:right="1134" w:bottom="1134" w:left="1418" w:header="720" w:footer="374" w:gutter="0"/>
       <w:cols w:space="720"/>
@@ -21729,7 +21655,6 @@
   <w:p>
     <w:pPr>
       <w:pStyle w:val="Footer"/>
-      <w:jc w:val="center"/>
     </w:pPr>
   </w:p>
 </w:ftr>
@@ -21747,6 +21672,17 @@
 </file>
 
 <file path=word/footer3.xml><?xml version="1.0" encoding="utf-8"?>
+<w:ftr xmlns:wpc="http://schemas.microsoft.com/office/word/2010/wordprocessingCanvas" xmlns:cx="http://schemas.microsoft.com/office/drawing/2014/chartex" xmlns:cx1="http://schemas.microsoft.com/office/drawing/2015/9/8/chartex" xmlns:cx2="http://schemas.microsoft.com/office/drawing/2015/10/21/chartex" xmlns:cx3="http://schemas.microsoft.com/office/drawing/2016/5/9/chartex" xmlns:cx4="http://schemas.microsoft.com/office/drawing/2016/5/10/chartex" xmlns:cx5="http://schemas.microsoft.com/office/drawing/2016/5/11/chartex" xmlns:cx6="http://schemas.microsoft.com/office/drawing/2016/5/12/chartex" xmlns:cx7="http://schemas.microsoft.com/office/drawing/2016/5/13/chartex" xmlns:cx8="http://schemas.microsoft.com/office/drawing/2016/5/14/chartex" xmlns:mc="http://schemas.openxmlformats.org/markup-compatibility/2006" xmlns:aink="http://schemas.microsoft.com/office/drawing/2016/ink" xmlns:am3d="http://schemas.microsoft.com/office/drawing/2017/model3d" xmlns:o="urn:schemas-microsoft-com:office:office" xmlns:oel="http://schemas.microsoft.com/office/2019/extlst" xmlns:r="http://schemas.openxmlformats.org/officeDocument/2006/relationships" xmlns:m="http://schemas.openxmlformats.org/officeDocument/2006/math" xmlns:v="urn:schemas-microsoft-com:vml" xmlns:wp14="http://schemas.microsoft.com/office/word/2010/wordprocessingDrawing" xmlns:wp="http://schemas.openxmlformats.org/drawingml/2006/wordprocessingDrawing" xmlns:w10="urn:schemas-microsoft-com:office:word" xmlns:w="http://schemas.openxmlformats.org/wordprocessingml/2006/main" xmlns:w14="http://schemas.microsoft.com/office/word/2010/wordml" xmlns:w15="http://schemas.microsoft.com/office/word/2012/wordml" xmlns:w16cex="http://schemas.microsoft.com/office/word/2018/wordml/cex" xmlns:w16cid="http://schemas.microsoft.com/office/word/2016/wordml/cid" xmlns:w16="http://schemas.microsoft.com/office/word/2018/wordml" xmlns:w16du="http://schemas.microsoft.com/office/word/2023/wordml/word16du" xmlns:w16sdtdh="http://schemas.microsoft.com/office/word/2020/wordml/sdtdatahash" xmlns:w16sdtfl="http://schemas.microsoft.com/office/word/2024/wordml/sdtformatlock" xmlns:w16se="http://schemas.microsoft.com/office/word/2015/wordml/symex" xmlns:wpg="http://schemas.microsoft.com/office/word/2010/wordprocessingGroup" xmlns:wpi="http://schemas.microsoft.com/office/word/2010/wordprocessingInk" xmlns:wne="http://schemas.microsoft.com/office/word/2006/wordml" xmlns:wps="http://schemas.microsoft.com/office/word/2010/wordprocessingShape" mc:Ignorable="w14 w15 w16se w16cid w16 w16cex w16sdtdh w16sdtfl w16du wp14">
+  <w:p>
+    <w:pPr>
+      <w:pStyle w:val="Footer"/>
+      <w:jc w:val="center"/>
+    </w:pPr>
+  </w:p>
+</w:ftr>
+</file>
+
+<file path=word/footer4.xml><?xml version="1.0" encoding="utf-8"?>
 <w:ftr xmlns:wpc="http://schemas.microsoft.com/office/word/2010/wordprocessingCanvas" xmlns:cx="http://schemas.microsoft.com/office/drawing/2014/chartex" xmlns:cx1="http://schemas.microsoft.com/office/drawing/2015/9/8/chartex" xmlns:cx2="http://schemas.microsoft.com/office/drawing/2015/10/21/chartex" xmlns:cx3="http://schemas.microsoft.com/office/drawing/2016/5/9/chartex" xmlns:cx4="http://schemas.microsoft.com/office/drawing/2016/5/10/chartex" xmlns:cx5="http://schemas.microsoft.com/office/drawing/2016/5/11/chartex" xmlns:cx6="http://schemas.microsoft.com/office/drawing/2016/5/12/chartex" xmlns:cx7="http://schemas.microsoft.com/office/drawing/2016/5/13/chartex" xmlns:cx8="http://schemas.microsoft.com/office/drawing/2016/5/14/chartex" xmlns:mc="http://schemas.openxmlformats.org/markup-compatibility/2006" xmlns:aink="http://schemas.microsoft.com/office/drawing/2016/ink" xmlns:am3d="http://schemas.microsoft.com/office/drawing/2017/model3d" xmlns:o="urn:schemas-microsoft-com:office:office" xmlns:oel="http://schemas.microsoft.com/office/2019/extlst" xmlns:r="http://schemas.openxmlformats.org/officeDocument/2006/relationships" xmlns:m="http://schemas.openxmlformats.org/officeDocument/2006/math" xmlns:v="urn:schemas-microsoft-com:vml" xmlns:wp14="http://schemas.microsoft.com/office/word/2010/wordprocessingDrawing" xmlns:wp="http://schemas.openxmlformats.org/drawingml/2006/wordprocessingDrawing" xmlns:w10="urn:schemas-microsoft-com:office:word" xmlns:w="http://schemas.openxmlformats.org/wordprocessingml/2006/main" xmlns:w14="http://schemas.microsoft.com/office/word/2010/wordml" xmlns:w15="http://schemas.microsoft.com/office/word/2012/wordml" xmlns:w16cex="http://schemas.microsoft.com/office/word/2018/wordml/cex" xmlns:w16cid="http://schemas.microsoft.com/office/word/2016/wordml/cid" xmlns:w16="http://schemas.microsoft.com/office/word/2018/wordml" xmlns:w16du="http://schemas.microsoft.com/office/word/2023/wordml/word16du" xmlns:w16sdtdh="http://schemas.microsoft.com/office/word/2020/wordml/sdtdatahash" xmlns:w16sdtfl="http://schemas.microsoft.com/office/word/2024/wordml/sdtformatlock" xmlns:w16se="http://schemas.microsoft.com/office/word/2015/wordml/symex" xmlns:wpg="http://schemas.microsoft.com/office/word/2010/wordprocessingGroup" xmlns:wpi="http://schemas.microsoft.com/office/word/2010/wordprocessingInk" xmlns:wne="http://schemas.microsoft.com/office/word/2006/wordml" xmlns:wps="http://schemas.microsoft.com/office/word/2010/wordprocessingShape" mc:Ignorable="w14 w15 w16se w16cid w16 w16cex w16sdtdh w16sdtfl w16du wp14">
   <w:p>
     <w:pPr>
@@ -22067,6 +22003,16 @@
   <w:p>
     <w:pPr>
       <w:pStyle w:val="Header"/>
+    </w:pPr>
+  </w:p>
+</w:hdr>
+</file>
+
+<file path=word/header2.xml><?xml version="1.0" encoding="utf-8"?>
+<w:hdr xmlns:wpc="http://schemas.microsoft.com/office/word/2010/wordprocessingCanvas" xmlns:cx="http://schemas.microsoft.com/office/drawing/2014/chartex" xmlns:cx1="http://schemas.microsoft.com/office/drawing/2015/9/8/chartex" xmlns:cx2="http://schemas.microsoft.com/office/drawing/2015/10/21/chartex" xmlns:cx3="http://schemas.microsoft.com/office/drawing/2016/5/9/chartex" xmlns:cx4="http://schemas.microsoft.com/office/drawing/2016/5/10/chartex" xmlns:cx5="http://schemas.microsoft.com/office/drawing/2016/5/11/chartex" xmlns:cx6="http://schemas.microsoft.com/office/drawing/2016/5/12/chartex" xmlns:cx7="http://schemas.microsoft.com/office/drawing/2016/5/13/chartex" xmlns:cx8="http://schemas.microsoft.com/office/drawing/2016/5/14/chartex" xmlns:mc="http://schemas.openxmlformats.org/markup-compatibility/2006" xmlns:aink="http://schemas.microsoft.com/office/drawing/2016/ink" xmlns:am3d="http://schemas.microsoft.com/office/drawing/2017/model3d" xmlns:o="urn:schemas-microsoft-com:office:office" xmlns:oel="http://schemas.microsoft.com/office/2019/extlst" xmlns:r="http://schemas.openxmlformats.org/officeDocument/2006/relationships" xmlns:m="http://schemas.openxmlformats.org/officeDocument/2006/math" xmlns:v="urn:schemas-microsoft-com:vml" xmlns:wp14="http://schemas.microsoft.com/office/word/2010/wordprocessingDrawing" xmlns:wp="http://schemas.openxmlformats.org/drawingml/2006/wordprocessingDrawing" xmlns:w10="urn:schemas-microsoft-com:office:word" xmlns:w="http://schemas.openxmlformats.org/wordprocessingml/2006/main" xmlns:w14="http://schemas.microsoft.com/office/word/2010/wordml" xmlns:w15="http://schemas.microsoft.com/office/word/2012/wordml" xmlns:w16cex="http://schemas.microsoft.com/office/word/2018/wordml/cex" xmlns:w16cid="http://schemas.microsoft.com/office/word/2016/wordml/cid" xmlns:w16="http://schemas.microsoft.com/office/word/2018/wordml" xmlns:w16du="http://schemas.microsoft.com/office/word/2023/wordml/word16du" xmlns:w16sdtdh="http://schemas.microsoft.com/office/word/2020/wordml/sdtdatahash" xmlns:w16sdtfl="http://schemas.microsoft.com/office/word/2024/wordml/sdtformatlock" xmlns:w16se="http://schemas.microsoft.com/office/word/2015/wordml/symex" xmlns:wpg="http://schemas.microsoft.com/office/word/2010/wordprocessingGroup" xmlns:wpi="http://schemas.microsoft.com/office/word/2010/wordprocessingInk" xmlns:wne="http://schemas.microsoft.com/office/word/2006/wordml" xmlns:wps="http://schemas.microsoft.com/office/word/2010/wordprocessingShape" mc:Ignorable="w14 w15 w16se w16cid w16 w16cex w16sdtdh w16sdtfl w16du wp14">
+  <w:p>
+    <w:pPr>
+      <w:pStyle w:val="Header"/>
       <w:jc w:val="center"/>
     </w:pPr>
   </w:p>
@@ -22078,7 +22024,7 @@
 </w:hdr>
 </file>
 
-<file path=word/header2.xml><?xml version="1.0" encoding="utf-8"?>
+<file path=word/header3.xml><?xml version="1.0" encoding="utf-8"?>
 <w:hdr xmlns:wpc="http://schemas.microsoft.com/office/word/2010/wordprocessingCanvas" xmlns:cx="http://schemas.microsoft.com/office/drawing/2014/chartex" xmlns:cx1="http://schemas.microsoft.com/office/drawing/2015/9/8/chartex" xmlns:cx2="http://schemas.microsoft.com/office/drawing/2015/10/21/chartex" xmlns:cx3="http://schemas.microsoft.com/office/drawing/2016/5/9/chartex" xmlns:cx4="http://schemas.microsoft.com/office/drawing/2016/5/10/chartex" xmlns:cx5="http://schemas.microsoft.com/office/drawing/2016/5/11/chartex" xmlns:cx6="http://schemas.microsoft.com/office/drawing/2016/5/12/chartex" xmlns:cx7="http://schemas.microsoft.com/office/drawing/2016/5/13/chartex" xmlns:cx8="http://schemas.microsoft.com/office/drawing/2016/5/14/chartex" xmlns:mc="http://schemas.openxmlformats.org/markup-compatibility/2006" xmlns:aink="http://schemas.microsoft.com/office/drawing/2016/ink" xmlns:am3d="http://schemas.microsoft.com/office/drawing/2017/model3d" xmlns:o="urn:schemas-microsoft-com:office:office" xmlns:oel="http://schemas.microsoft.com/office/2019/extlst" xmlns:r="http://schemas.openxmlformats.org/officeDocument/2006/relationships" xmlns:m="http://schemas.openxmlformats.org/officeDocument/2006/math" xmlns:v="urn:schemas-microsoft-com:vml" xmlns:wp14="http://schemas.microsoft.com/office/word/2010/wordprocessingDrawing" xmlns:wp="http://schemas.openxmlformats.org/drawingml/2006/wordprocessingDrawing" xmlns:w10="urn:schemas-microsoft-com:office:word" xmlns:w="http://schemas.openxmlformats.org/wordprocessingml/2006/main" xmlns:w14="http://schemas.microsoft.com/office/word/2010/wordml" xmlns:w15="http://schemas.microsoft.com/office/word/2012/wordml" xmlns:w16cex="http://schemas.microsoft.com/office/word/2018/wordml/cex" xmlns:w16cid="http://schemas.microsoft.com/office/word/2016/wordml/cid" xmlns:w16="http://schemas.microsoft.com/office/word/2018/wordml" xmlns:w16du="http://schemas.microsoft.com/office/word/2023/wordml/word16du" xmlns:w16sdtdh="http://schemas.microsoft.com/office/word/2020/wordml/sdtdatahash" xmlns:w16sdtfl="http://schemas.microsoft.com/office/word/2024/wordml/sdtformatlock" xmlns:w16se="http://schemas.microsoft.com/office/word/2015/wordml/symex" xmlns:wpg="http://schemas.microsoft.com/office/word/2010/wordprocessingGroup" xmlns:wpi="http://schemas.microsoft.com/office/word/2010/wordprocessingInk" xmlns:wne="http://schemas.microsoft.com/office/word/2006/wordml" xmlns:wps="http://schemas.microsoft.com/office/word/2010/wordprocessingShape" mc:Ignorable="w14 w15 w16se w16cid w16 w16cex w16sdtdh w16sdtfl w16du wp14">
   <w:p>
     <w:pPr>
@@ -22089,8 +22035,6 @@
       <w:jc w:val="center"/>
       <w:rPr>
         <w:rFonts w:ascii="Arial" w:eastAsia="Calibri" w:hAnsi="Arial" w:cs="Arial"/>
-        <w:b/>
-        <w:bCs/>
         <w:sz w:val="36"/>
         <w:szCs w:val="36"/>
       </w:rPr>
@@ -22110,8 +22054,6 @@
     <w:r>
       <w:rPr>
         <w:rFonts w:ascii="Arial" w:eastAsia="Calibri" w:hAnsi="Arial" w:cs="Arial"/>
-        <w:b/>
-        <w:bCs/>
         <w:noProof/>
         <w:sz w:val="36"/>
         <w:szCs w:val="36"/>
@@ -22177,8 +22119,6 @@
     <w:r>
       <w:rPr>
         <w:rFonts w:ascii="Arial" w:eastAsia="Calibri" w:hAnsi="Arial" w:cs="Arial"/>
-        <w:b/>
-        <w:bCs/>
         <w:sz w:val="36"/>
         <w:szCs w:val="36"/>
       </w:rPr>
@@ -22205,8 +22145,6 @@
     <w:r>
       <w:rPr>
         <w:rFonts w:ascii="Arial" w:hAnsi="Arial" w:cs="Arial"/>
-        <w:b/>
-        <w:bCs/>
         <w:sz w:val="24"/>
         <w:szCs w:val="24"/>
       </w:rPr>
@@ -29752,6 +29690,22 @@
 </file>
 
 <file path=customXml/item2.xml><?xml version="1.0" encoding="utf-8"?>
+<p:properties xmlns:p="http://schemas.microsoft.com/office/2006/metadata/properties" xmlns:xsi="http://www.w3.org/2001/XMLSchema-instance" xmlns:pc="http://schemas.microsoft.com/office/infopath/2007/PartnerControls">
+  <documentManagement>
+    <TaxCatchAll xmlns="23b7ebbb-480e-4d36-8f38-fd0ac82dae9c" xsi:nil="true"/>
+    <lcf76f155ced4ddcb4097134ff3c332f xmlns="87f1a149-5420-40c2-b2e8-d8d0877ebc85">
+      <Terms xmlns="http://schemas.microsoft.com/office/infopath/2007/PartnerControls"/>
+    </lcf76f155ced4ddcb4097134ff3c332f>
+    <PIC xmlns="87f1a149-5420-40c2-b2e8-d8d0877ebc85" xsi:nil="true"/>
+  </documentManagement>
+</p:properties>
+</file>
+
+<file path=customXml/item3.xml><?xml version="1.0" encoding="utf-8"?>
+<b:Sources xmlns:b="http://schemas.openxmlformats.org/officeDocument/2006/bibliography" xmlns="http://schemas.openxmlformats.org/officeDocument/2006/bibliography" SelectedStyle="\APASixthEditionOfficeOnline.xsl" StyleName="APA" Version="6"/>
+</file>
+
+<file path=customXml/item4.xml><?xml version="1.0" encoding="utf-8"?>
 <ct:contentTypeSchema xmlns:ct="http://schemas.microsoft.com/office/2006/metadata/contentType" xmlns:ma="http://schemas.microsoft.com/office/2006/metadata/properties/metaAttributes" ct:_="" ma:_="" ma:contentTypeName="Document" ma:contentTypeID="0x010100AEF28E0A17E4AE4FA5DD6A9AABB5DBC8" ma:contentTypeVersion="16" ma:contentTypeDescription="Create a new document." ma:contentTypeScope="" ma:versionID="a17fa769c7c4fea18ba461e558e121e5">
   <xsd:schema xmlns:xsd="http://www.w3.org/2001/XMLSchema" xmlns:xs="http://www.w3.org/2001/XMLSchema" xmlns:p="http://schemas.microsoft.com/office/2006/metadata/properties" xmlns:ns2="87f1a149-5420-40c2-b2e8-d8d0877ebc85" xmlns:ns3="23b7ebbb-480e-4d36-8f38-fd0ac82dae9c" targetNamespace="http://schemas.microsoft.com/office/2006/metadata/properties" ma:root="true" ma:fieldsID="3bfa0fac8ae4d24da5269d6ff34039be" ns2:_="" ns3:_="">
     <xsd:import namespace="87f1a149-5420-40c2-b2e8-d8d0877ebc85"/>
@@ -29994,22 +29948,6 @@
 </ct:contentTypeSchema>
 </file>
 
-<file path=customXml/item3.xml><?xml version="1.0" encoding="utf-8"?>
-<b:Sources xmlns:b="http://schemas.openxmlformats.org/officeDocument/2006/bibliography" xmlns="http://schemas.openxmlformats.org/officeDocument/2006/bibliography" SelectedStyle="\APASixthEditionOfficeOnline.xsl" StyleName="APA" Version="6"/>
-</file>
-
-<file path=customXml/item4.xml><?xml version="1.0" encoding="utf-8"?>
-<p:properties xmlns:p="http://schemas.microsoft.com/office/2006/metadata/properties" xmlns:xsi="http://www.w3.org/2001/XMLSchema-instance" xmlns:pc="http://schemas.microsoft.com/office/infopath/2007/PartnerControls">
-  <documentManagement>
-    <TaxCatchAll xmlns="23b7ebbb-480e-4d36-8f38-fd0ac82dae9c" xsi:nil="true"/>
-    <lcf76f155ced4ddcb4097134ff3c332f xmlns="87f1a149-5420-40c2-b2e8-d8d0877ebc85">
-      <Terms xmlns="http://schemas.microsoft.com/office/infopath/2007/PartnerControls"/>
-    </lcf76f155ced4ddcb4097134ff3c332f>
-    <PIC xmlns="87f1a149-5420-40c2-b2e8-d8d0877ebc85" xsi:nil="true"/>
-  </documentManagement>
-</p:properties>
-</file>
-
 <file path=customXml/itemProps1.xml><?xml version="1.0" encoding="utf-8"?>
 <ds:datastoreItem xmlns:ds="http://schemas.openxmlformats.org/officeDocument/2006/customXml" ds:itemID="{ADE80AD1-B511-437D-9EC6-E71B406ED00D}">
   <ds:schemaRefs>
@@ -30019,6 +29957,25 @@
 </file>
 
 <file path=customXml/itemProps2.xml><?xml version="1.0" encoding="utf-8"?>
+<ds:datastoreItem xmlns:ds="http://schemas.openxmlformats.org/officeDocument/2006/customXml" ds:itemID="{0EF6B3C1-2C0C-45C1-848E-2E47DFDB0FBC}">
+  <ds:schemaRefs>
+    <ds:schemaRef ds:uri="http://schemas.microsoft.com/office/2006/metadata/properties"/>
+    <ds:schemaRef ds:uri="http://schemas.microsoft.com/office/infopath/2007/PartnerControls"/>
+    <ds:schemaRef ds:uri="23b7ebbb-480e-4d36-8f38-fd0ac82dae9c"/>
+    <ds:schemaRef ds:uri="87f1a149-5420-40c2-b2e8-d8d0877ebc85"/>
+  </ds:schemaRefs>
+</ds:datastoreItem>
+</file>
+
+<file path=customXml/itemProps3.xml><?xml version="1.0" encoding="utf-8"?>
+<ds:datastoreItem xmlns:ds="http://schemas.openxmlformats.org/officeDocument/2006/customXml" ds:itemID="{3564FCC2-057E-4FC9-A26B-7DCC8F105261}">
+  <ds:schemaRefs>
+    <ds:schemaRef ds:uri="http://schemas.openxmlformats.org/officeDocument/2006/bibliography"/>
+  </ds:schemaRefs>
+</ds:datastoreItem>
+</file>
+
+<file path=customXml/itemProps4.xml><?xml version="1.0" encoding="utf-8"?>
 <ds:datastoreItem xmlns:ds="http://schemas.openxmlformats.org/officeDocument/2006/customXml" ds:itemID="{B2258E53-AF26-4270-994C-9311723A9438}">
   <ds:schemaRefs>
     <ds:schemaRef ds:uri="http://schemas.microsoft.com/office/2006/metadata/contentType"/>
@@ -30035,23 +29992,4 @@
     <ds:schemaRef ds:uri="http://schemas.microsoft.com/internal/obd"/>
   </ds:schemaRefs>
 </ds:datastoreItem>
-</file>
-
-<file path=customXml/itemProps3.xml><?xml version="1.0" encoding="utf-8"?>
-<ds:datastoreItem xmlns:ds="http://schemas.openxmlformats.org/officeDocument/2006/customXml" ds:itemID="{3564FCC2-057E-4FC9-A26B-7DCC8F105261}">
-  <ds:schemaRefs>
-    <ds:schemaRef ds:uri="http://schemas.openxmlformats.org/officeDocument/2006/bibliography"/>
-  </ds:schemaRefs>
-</ds:datastoreItem>
-</file>
-
-<file path=customXml/itemProps4.xml><?xml version="1.0" encoding="utf-8"?>
-<ds:datastoreItem xmlns:ds="http://schemas.openxmlformats.org/officeDocument/2006/customXml" ds:itemID="{0EF6B3C1-2C0C-45C1-848E-2E47DFDB0FBC}">
-  <ds:schemaRefs>
-    <ds:schemaRef ds:uri="http://schemas.microsoft.com/office/2006/metadata/properties"/>
-    <ds:schemaRef ds:uri="http://schemas.microsoft.com/office/infopath/2007/PartnerControls"/>
-    <ds:schemaRef ds:uri="23b7ebbb-480e-4d36-8f38-fd0ac82dae9c"/>
-    <ds:schemaRef ds:uri="87f1a149-5420-40c2-b2e8-d8d0877ebc85"/>
-  </ds:schemaRefs>
-</ds:datastoreItem>
 </file>